--- a/reports/word/CopDem_Austria_Obstacle_Analysis.docx
+++ b/reports/word/CopDem_Austria_Obstacle_Analysis.docx
@@ -184,7 +184,7 @@
               <w:rPr>
                 <w:sz w:val="18"/>
               </w:rPr>
-              <w:t>Copernicus DEM GLO-30 — Single-cell error</w:t>
+              <w:t>Copernicus DEM GLO-30 — Single-cell discrepancy</w:t>
             </w:r>
           </w:p>
         </w:tc>
@@ -303,7 +303,7 @@
               <w:rPr>
                 <w:sz w:val="18"/>
               </w:rPr>
-              <w:t>Copernicus DEM GLO-30 — 5×5-window median error</w:t>
+              <w:t>Copernicus DEM GLO-30 — 5×5-window median discrepancy</w:t>
             </w:r>
           </w:p>
         </w:tc>
@@ -422,7 +422,7 @@
               <w:rPr>
                 <w:sz w:val="18"/>
               </w:rPr>
-              <w:t>Austria LiDAR DEM (dhm_at_lamb_10m_2018) — Single-cell error</w:t>
+              <w:t>Austria LiDAR DEM (dhm_at_lamb_10m_2018) — Single-cell discrepancy</w:t>
             </w:r>
           </w:p>
         </w:tc>
@@ -541,7 +541,7 @@
               <w:rPr>
                 <w:sz w:val="18"/>
               </w:rPr>
-              <w:t>Austria LiDAR DEM (dhm_at_lamb_10m_2018) — 5×5-window median error</w:t>
+              <w:t>Austria LiDAR DEM (dhm_at_lamb_10m_2018) — 5×5-window median discrepancy</w:t>
             </w:r>
           </w:p>
         </w:tc>
@@ -665,7 +665,7 @@
         <w:pStyle w:val="Heading2"/>
       </w:pPr>
       <w:r>
-        <w:t>Single-cell error (m)</w:t>
+        <w:t>Single-cell discrepancy (m)</w:t>
       </w:r>
     </w:p>
     <w:p>
@@ -2069,7 +2069,7 @@
         <w:pStyle w:val="Heading2"/>
       </w:pPr>
       <w:r>
-        <w:t>5×5-window median error (m)</w:t>
+        <w:t>5×5-window median discrepancy (m)</w:t>
       </w:r>
     </w:p>
     <w:p>
@@ -3481,7 +3481,7 @@
         <w:pStyle w:val="Heading2"/>
       </w:pPr>
       <w:r>
-        <w:t>Single-cell error (m)</w:t>
+        <w:t>Single-cell discrepancy (m)</w:t>
       </w:r>
     </w:p>
     <w:p>
@@ -4885,7 +4885,7 @@
         <w:pStyle w:val="Heading2"/>
       </w:pPr>
       <w:r>
-        <w:t>5×5-window median error (m)</w:t>
+        <w:t>5×5-window median discrepancy (m)</w:t>
       </w:r>
     </w:p>
     <w:p>
